--- a/Tailored_CVs/Shinoy_Vanderlande_Integration_Engineer.docx
+++ b/Tailored_CVs/Shinoy_Vanderlande_Integration_Engineer.docx
@@ -70,7 +70,7 @@
           <w:b w:val="0"/>
           <w:sz w:val="19"/>
         </w:rPr>
-        <w:t>I am a QA Automation Engineer with over 8 years of experience building scalable test frameworks and managing integration processes in complex environments. My background includes developing test cases, configuring test environments, and working closely with cross-functional teams to validate system performance. I hold an ISTQB foundation certification and bring hands-on experience in test automation, backend validation, and AI-assisted tooling like Gemini Code Assist to help…</w:t>
+        <w:t>As a QA Automation Engineer with over 8 years of experience, I build scalable testing frameworks and validate complex backend systems. I am comfortable working with cross-functional teams to verify software integration and ensure smooth operational releases. I also use tools like Gemini Code Assist to streamline test generation workflows.</w:t>
       </w:r>
     </w:p>
     <w:p>
@@ -288,7 +288,7 @@
           <w:b w:val="0"/>
           <w:sz w:val="18"/>
         </w:rPr>
-        <w:t>▸ Executed integration, system, and customer acceptance testing workflows across complex client platforms, verifying that solutions met functional and operational requirements.</w:t>
+        <w:t>▸ Executed integration, system, and customer acceptance testing for financial workflows, ensuring strict data integrity across complex system components.</w:t>
       </w:r>
     </w:p>
     <w:p>
@@ -301,7 +301,7 @@
           <w:b w:val="0"/>
           <w:sz w:val="18"/>
         </w:rPr>
-        <w:t>▸ Developed and maintained comprehensive test cases, test plans, and procedures based on system requirements and risk analysis.</w:t>
+        <w:t>▸ Developed and maintained automated test plans and test procedures using Java Selenium and Playwright TypeScript to validate microservices architectures.</w:t>
       </w:r>
     </w:p>
     <w:p>
@@ -314,7 +314,7 @@
           <w:b w:val="0"/>
           <w:sz w:val="18"/>
         </w:rPr>
-        <w:t>▸ Configured test environments and utilized tools like Jenkins, AWS, and Selenium or Playwright to support continuous validation and deployment cycles.</w:t>
+        <w:t>▸ Configured test environments and integrated test tooling through Jenkins pipelines and AWS infrastructure to support continuous deployment.</w:t>
       </w:r>
     </w:p>
     <w:p>
@@ -327,7 +327,7 @@
           <w:b w:val="0"/>
           <w:sz w:val="18"/>
         </w:rPr>
-        <w:t>▸ Streamlined test generation and deployment scripts using Gemini Code Assist to improve overall testing efficiency and reduce defect leakage.</w:t>
+        <w:t>▸ Streamlined test generation and deployment scripts utilizing AI tools like Gemini Code Assist to improve execution efficiency.</w:t>
       </w:r>
     </w:p>
     <w:p>
